--- a/templates/ēloSites_Termo_de_Manutencao_Mensal.docx
+++ b/templates/ēloSites_Termo_de_Manutencao_Mensal.docx
@@ -58,7 +58,7 @@
           <w:sz w:val="22"/>
           <w:szCs w:val="22"/>
         </w:rPr>
-        <w:t xml:space="preserve">[___]</w:t>
+        <w:t xml:space="preserve">{clientName}</w:t>
       </w:r>
     </w:p>
     <w:p>
@@ -84,7 +84,7 @@
           <w:sz w:val="22"/>
           <w:szCs w:val="22"/>
         </w:rPr>
-        <w:t xml:space="preserve">[___]</w:t>
+        <w:t xml:space="preserve">{projectType}</w:t>
       </w:r>
     </w:p>
     <w:p>
@@ -110,7 +110,7 @@
           <w:sz w:val="22"/>
           <w:szCs w:val="22"/>
         </w:rPr>
-        <w:t xml:space="preserve">R$ [___] (padrão: 20% do valor do projeto, salvo negociação específica)</w:t>
+        <w:t xml:space="preserve">R$ {maintenanceValueFormatted} (padrão: 20% do valor do projeto, salvo negociação específica)</w:t>
       </w:r>
     </w:p>
     <w:p>
@@ -136,7 +136,7 @@
           <w:sz w:val="22"/>
           <w:szCs w:val="22"/>
         </w:rPr>
-        <w:t xml:space="preserve">Todo dia [___] de cada mês</w:t>
+        <w:t xml:space="preserve">Todo dia {maintenanceDueDay} de cada mês</w:t>
       </w:r>
     </w:p>
     <w:p>
@@ -162,7 +162,7 @@
           <w:sz w:val="22"/>
           <w:szCs w:val="22"/>
         </w:rPr>
-        <w:t xml:space="preserve">[___]</w:t>
+        <w:t xml:space="preserve">{maintenanceStartDateBr}</w:t>
       </w:r>
     </w:p>
     <w:p>
@@ -212,15 +212,6 @@
     </w:p>
     <w:p>
       <w:pPr>
-        <w:pStyle w:val="Heading1"/>
-        <w:spacing w:after="110" w:before="240"/>
-      </w:pPr>
-      <w:r>
-        <w:t xml:space="preserve">O que NÃO está incluso</w:t>
-      </w:r>
-    </w:p>
-    <w:p>
-      <w:pPr>
         <w:pStyle w:val="ListParagraph"/>
         <w:numPr>
           <w:ilvl w:val="0"/>
@@ -234,7 +225,16 @@
           <w:sz w:val="22"/>
           <w:szCs w:val="22"/>
         </w:rPr>
-        <w:t xml:space="preserve">Criação de novas páginas ou funcionalidades;</w:t>
+        <w:t xml:space="preserve">As solicitações serão atendidas em até 3 (três) dias úteis a partir do recebimento, por WhatsApp ou e-mail.</w:t>
+      </w:r>
+    </w:p>
+    <w:p>
+      <w:pPr>
+        <w:pStyle w:val="Heading1"/>
+        <w:spacing w:after="110" w:before="240"/>
+      </w:pPr>
+      <w:r>
+        <w:t xml:space="preserve">O que NÃO está incluso</w:t>
       </w:r>
     </w:p>
     <w:p>
@@ -252,7 +252,7 @@
           <w:sz w:val="22"/>
           <w:szCs w:val="22"/>
         </w:rPr>
-        <w:t xml:space="preserve">Integrações com sistemas de terceiros;</w:t>
+        <w:t xml:space="preserve">Criação de novas páginas ou funcionalidades;</w:t>
       </w:r>
     </w:p>
     <w:p>
@@ -270,7 +270,7 @@
           <w:sz w:val="22"/>
           <w:szCs w:val="22"/>
         </w:rPr>
-        <w:t xml:space="preserve">Redesigns ou alterações estruturais;</w:t>
+        <w:t xml:space="preserve">Integrações com sistemas de terceiros;</w:t>
       </w:r>
     </w:p>
     <w:p>
@@ -288,7 +288,25 @@
           <w:sz w:val="22"/>
           <w:szCs w:val="22"/>
         </w:rPr>
-        <w:t xml:space="preserve">Domínio e hospedagem em outro provedor (fora do Netlify padrão da ēloSites).</w:t>
+        <w:t xml:space="preserve">Redesigns ou alterações estruturais;</w:t>
+      </w:r>
+    </w:p>
+    <w:p>
+      <w:pPr>
+        <w:pStyle w:val="ListParagraph"/>
+        <w:numPr>
+          <w:ilvl w:val="0"/>
+          <w:numId w:val="1"/>
+        </w:numPr>
+        <w:spacing w:after="70"/>
+      </w:pPr>
+      <w:r>
+        <w:rPr>
+          <w:rFonts w:ascii="Calibri" w:cs="Calibri" w:eastAsia="Calibri" w:hAnsi="Calibri"/>
+          <w:sz w:val="22"/>
+          <w:szCs w:val="22"/>
+        </w:rPr>
+        <w:t xml:space="preserve">Domínio e hospedagem, que são serviços de terceiros contratados e pagos diretamente pelo(a) CONTRATANTE junto ao provedor de sua escolha;</w:t>
       </w:r>
     </w:p>
     <w:p>
